--- a/politica-ia/Propuesta para la política de uso de IA · fases, información y licencias.docx
+++ b/politica-ia/Propuesta para la política de uso de IA · fases, información y licencias.docx
@@ -92,7 +92,7 @@
     </w:p>
     <w:tbl>
       <w:tblPr>
-        <w:tblW w:type="pct" w:w="100%"/>
+        <w:tblW w:type="dxa" w:w="9972"/>
         <w:tblBorders>
           <w:top w:val="single" w:color="auto" w:sz="4"/>
           <w:left w:val="single" w:color="auto" w:sz="4"/>
@@ -101,13 +101,15 @@
           <w:insideH w:val="single" w:color="auto" w:sz="4"/>
           <w:insideV w:val="single" w:color="auto" w:sz="4"/>
         </w:tblBorders>
+        <w:tblLayout w:type="fixed"/>
       </w:tblPr>
       <w:tblGrid>
-        <w:gridCol w:w="100"/>
+        <w:gridCol w:w="9972"/>
       </w:tblGrid>
       <w:tr>
         <w:tc>
           <w:tcPr>
+            <w:tcW w:type="dxa" w:w="9972"/>
             <w:tcBorders>
               <w:top w:val="none" w:color="FFFFFF" w:sz="0"/>
               <w:left w:val="single" w:color="FCC800" w:sz="36"/>
@@ -230,7 +232,7 @@
     </w:p>
     <w:tbl>
       <w:tblPr>
-        <w:tblW w:type="pct" w:w="100%"/>
+        <w:tblW w:type="dxa" w:w="9972"/>
         <w:tblBorders>
           <w:top w:val="single" w:color="auto" w:sz="4"/>
           <w:left w:val="single" w:color="auto" w:sz="4"/>
@@ -239,11 +241,12 @@
           <w:insideH w:val="single" w:color="auto" w:sz="4"/>
           <w:insideV w:val="single" w:color="auto" w:sz="4"/>
         </w:tblBorders>
+        <w:tblLayout w:type="fixed"/>
       </w:tblPr>
       <w:tblGrid>
-        <w:gridCol w:w="100"/>
-        <w:gridCol w:w="100"/>
-        <w:gridCol w:w="100"/>
+        <w:gridCol w:w="2194"/>
+        <w:gridCol w:w="3989"/>
+        <w:gridCol w:w="3789"/>
       </w:tblGrid>
       <w:tr>
         <w:trPr>
@@ -251,7 +254,7 @@
         </w:trPr>
         <w:tc>
           <w:tcPr>
-            <w:tcW w:type="pct" w:w="22%"/>
+            <w:tcW w:type="dxa" w:w="2194"/>
             <w:tcBorders>
               <w:top w:val="single" w:color="DEDED9" w:sz="6"/>
               <w:left w:val="none" w:color="FFFFFF" w:sz="0"/>
@@ -285,7 +288,7 @@
         </w:tc>
         <w:tc>
           <w:tcPr>
-            <w:tcW w:type="pct" w:w="40%"/>
+            <w:tcW w:type="dxa" w:w="3989"/>
             <w:tcBorders>
               <w:top w:val="single" w:color="DEDED9" w:sz="6"/>
               <w:left w:val="none" w:color="FFFFFF" w:sz="0"/>
@@ -319,7 +322,7 @@
         </w:tc>
         <w:tc>
           <w:tcPr>
-            <w:tcW w:type="pct" w:w="38%"/>
+            <w:tcW w:type="dxa" w:w="3789"/>
             <w:tcBorders>
               <w:top w:val="single" w:color="DEDED9" w:sz="6"/>
               <w:left w:val="none" w:color="FFFFFF" w:sz="0"/>
@@ -358,7 +361,7 @@
         </w:trPr>
         <w:tc>
           <w:tcPr>
-            <w:tcW w:type="pct" w:w="22%"/>
+            <w:tcW w:type="dxa" w:w="2194"/>
             <w:tcBorders>
               <w:top w:val="single" w:color="DEDED9" w:sz="6"/>
               <w:left w:val="none" w:color="FFFFFF" w:sz="0"/>
@@ -389,7 +392,7 @@
         </w:tc>
         <w:tc>
           <w:tcPr>
-            <w:tcW w:type="pct" w:w="40%"/>
+            <w:tcW w:type="dxa" w:w="3989"/>
             <w:tcBorders>
               <w:top w:val="single" w:color="DEDED9" w:sz="6"/>
               <w:left w:val="none" w:color="FFFFFF" w:sz="0"/>
@@ -420,7 +423,7 @@
         </w:tc>
         <w:tc>
           <w:tcPr>
-            <w:tcW w:type="pct" w:w="38%"/>
+            <w:tcW w:type="dxa" w:w="3789"/>
             <w:tcBorders>
               <w:top w:val="single" w:color="DEDED9" w:sz="6"/>
               <w:left w:val="none" w:color="FFFFFF" w:sz="0"/>
@@ -456,7 +459,7 @@
         </w:trPr>
         <w:tc>
           <w:tcPr>
-            <w:tcW w:type="pct" w:w="22%"/>
+            <w:tcW w:type="dxa" w:w="2194"/>
             <w:tcBorders>
               <w:top w:val="single" w:color="DEDED9" w:sz="6"/>
               <w:left w:val="none" w:color="FFFFFF" w:sz="0"/>
@@ -487,7 +490,7 @@
         </w:tc>
         <w:tc>
           <w:tcPr>
-            <w:tcW w:type="pct" w:w="40%"/>
+            <w:tcW w:type="dxa" w:w="3989"/>
             <w:tcBorders>
               <w:top w:val="single" w:color="DEDED9" w:sz="6"/>
               <w:left w:val="none" w:color="FFFFFF" w:sz="0"/>
@@ -518,7 +521,7 @@
         </w:tc>
         <w:tc>
           <w:tcPr>
-            <w:tcW w:type="pct" w:w="38%"/>
+            <w:tcW w:type="dxa" w:w="3789"/>
             <w:tcBorders>
               <w:top w:val="single" w:color="DEDED9" w:sz="6"/>
               <w:left w:val="none" w:color="FFFFFF" w:sz="0"/>
@@ -554,7 +557,7 @@
         </w:trPr>
         <w:tc>
           <w:tcPr>
-            <w:tcW w:type="pct" w:w="22%"/>
+            <w:tcW w:type="dxa" w:w="2194"/>
             <w:tcBorders>
               <w:top w:val="single" w:color="DEDED9" w:sz="6"/>
               <w:left w:val="none" w:color="FFFFFF" w:sz="0"/>
@@ -585,7 +588,7 @@
         </w:tc>
         <w:tc>
           <w:tcPr>
-            <w:tcW w:type="pct" w:w="40%"/>
+            <w:tcW w:type="dxa" w:w="3989"/>
             <w:tcBorders>
               <w:top w:val="single" w:color="DEDED9" w:sz="6"/>
               <w:left w:val="none" w:color="FFFFFF" w:sz="0"/>
@@ -616,7 +619,7 @@
         </w:tc>
         <w:tc>
           <w:tcPr>
-            <w:tcW w:type="pct" w:w="38%"/>
+            <w:tcW w:type="dxa" w:w="3789"/>
             <w:tcBorders>
               <w:top w:val="single" w:color="DEDED9" w:sz="6"/>
               <w:left w:val="none" w:color="FFFFFF" w:sz="0"/>
@@ -652,7 +655,7 @@
         </w:trPr>
         <w:tc>
           <w:tcPr>
-            <w:tcW w:type="pct" w:w="22%"/>
+            <w:tcW w:type="dxa" w:w="2194"/>
             <w:tcBorders>
               <w:top w:val="single" w:color="DEDED9" w:sz="6"/>
               <w:left w:val="none" w:color="FFFFFF" w:sz="0"/>
@@ -683,7 +686,7 @@
         </w:tc>
         <w:tc>
           <w:tcPr>
-            <w:tcW w:type="pct" w:w="40%"/>
+            <w:tcW w:type="dxa" w:w="3989"/>
             <w:tcBorders>
               <w:top w:val="single" w:color="DEDED9" w:sz="6"/>
               <w:left w:val="none" w:color="FFFFFF" w:sz="0"/>
@@ -714,7 +717,7 @@
         </w:tc>
         <w:tc>
           <w:tcPr>
-            <w:tcW w:type="pct" w:w="38%"/>
+            <w:tcW w:type="dxa" w:w="3789"/>
             <w:tcBorders>
               <w:top w:val="single" w:color="DEDED9" w:sz="6"/>
               <w:left w:val="none" w:color="FFFFFF" w:sz="0"/>
@@ -750,7 +753,7 @@
         </w:trPr>
         <w:tc>
           <w:tcPr>
-            <w:tcW w:type="pct" w:w="22%"/>
+            <w:tcW w:type="dxa" w:w="2194"/>
             <w:tcBorders>
               <w:top w:val="single" w:color="DEDED9" w:sz="6"/>
               <w:left w:val="none" w:color="FFFFFF" w:sz="0"/>
@@ -781,7 +784,7 @@
         </w:tc>
         <w:tc>
           <w:tcPr>
-            <w:tcW w:type="pct" w:w="40%"/>
+            <w:tcW w:type="dxa" w:w="3989"/>
             <w:tcBorders>
               <w:top w:val="single" w:color="DEDED9" w:sz="6"/>
               <w:left w:val="none" w:color="FFFFFF" w:sz="0"/>
@@ -812,7 +815,7 @@
         </w:tc>
         <w:tc>
           <w:tcPr>
-            <w:tcW w:type="pct" w:w="38%"/>
+            <w:tcW w:type="dxa" w:w="3789"/>
             <w:tcBorders>
               <w:top w:val="single" w:color="DEDED9" w:sz="6"/>
               <w:left w:val="none" w:color="FFFFFF" w:sz="0"/>
@@ -848,7 +851,7 @@
         </w:trPr>
         <w:tc>
           <w:tcPr>
-            <w:tcW w:type="pct" w:w="22%"/>
+            <w:tcW w:type="dxa" w:w="2194"/>
             <w:tcBorders>
               <w:top w:val="single" w:color="DEDED9" w:sz="6"/>
               <w:left w:val="none" w:color="FFFFFF" w:sz="0"/>
@@ -879,7 +882,7 @@
         </w:tc>
         <w:tc>
           <w:tcPr>
-            <w:tcW w:type="pct" w:w="40%"/>
+            <w:tcW w:type="dxa" w:w="3989"/>
             <w:tcBorders>
               <w:top w:val="single" w:color="DEDED9" w:sz="6"/>
               <w:left w:val="none" w:color="FFFFFF" w:sz="0"/>
@@ -910,7 +913,7 @@
         </w:tc>
         <w:tc>
           <w:tcPr>
-            <w:tcW w:type="pct" w:w="38%"/>
+            <w:tcW w:type="dxa" w:w="3789"/>
             <w:tcBorders>
               <w:top w:val="single" w:color="DEDED9" w:sz="6"/>
               <w:left w:val="none" w:color="FFFFFF" w:sz="0"/>
@@ -946,7 +949,7 @@
         </w:trPr>
         <w:tc>
           <w:tcPr>
-            <w:tcW w:type="pct" w:w="22%"/>
+            <w:tcW w:type="dxa" w:w="2194"/>
             <w:tcBorders>
               <w:top w:val="single" w:color="DEDED9" w:sz="6"/>
               <w:left w:val="none" w:color="FFFFFF" w:sz="0"/>
@@ -977,7 +980,7 @@
         </w:tc>
         <w:tc>
           <w:tcPr>
-            <w:tcW w:type="pct" w:w="40%"/>
+            <w:tcW w:type="dxa" w:w="3989"/>
             <w:tcBorders>
               <w:top w:val="single" w:color="DEDED9" w:sz="6"/>
               <w:left w:val="none" w:color="FFFFFF" w:sz="0"/>
@@ -1008,7 +1011,7 @@
         </w:tc>
         <w:tc>
           <w:tcPr>
-            <w:tcW w:type="pct" w:w="38%"/>
+            <w:tcW w:type="dxa" w:w="3789"/>
             <w:tcBorders>
               <w:top w:val="single" w:color="DEDED9" w:sz="6"/>
               <w:left w:val="none" w:color="FFFFFF" w:sz="0"/>
@@ -1072,7 +1075,7 @@
     </w:p>
     <w:tbl>
       <w:tblPr>
-        <w:tblW w:type="pct" w:w="100%"/>
+        <w:tblW w:type="dxa" w:w="9972"/>
         <w:tblBorders>
           <w:top w:val="single" w:color="auto" w:sz="4"/>
           <w:left w:val="single" w:color="auto" w:sz="4"/>
@@ -1081,12 +1084,13 @@
           <w:insideH w:val="single" w:color="auto" w:sz="4"/>
           <w:insideV w:val="single" w:color="auto" w:sz="4"/>
         </w:tblBorders>
+        <w:tblLayout w:type="fixed"/>
       </w:tblPr>
       <w:tblGrid>
-        <w:gridCol w:w="100"/>
-        <w:gridCol w:w="100"/>
-        <w:gridCol w:w="100"/>
-        <w:gridCol w:w="100"/>
+        <w:gridCol w:w="1596"/>
+        <w:gridCol w:w="2792"/>
+        <w:gridCol w:w="2792"/>
+        <w:gridCol w:w="2792"/>
       </w:tblGrid>
       <w:tr>
         <w:trPr>
@@ -1094,7 +1098,7 @@
         </w:trPr>
         <w:tc>
           <w:tcPr>
-            <w:tcW w:type="pct" w:w="16%"/>
+            <w:tcW w:type="dxa" w:w="1596"/>
             <w:tcBorders>
               <w:top w:val="single" w:color="DEDED9" w:sz="6"/>
               <w:left w:val="none" w:color="FFFFFF" w:sz="0"/>
@@ -1128,7 +1132,7 @@
         </w:tc>
         <w:tc>
           <w:tcPr>
-            <w:tcW w:type="pct" w:w="28%"/>
+            <w:tcW w:type="dxa" w:w="2792"/>
             <w:tcBorders>
               <w:top w:val="single" w:color="DEDED9" w:sz="6"/>
               <w:left w:val="none" w:color="FFFFFF" w:sz="0"/>
@@ -1162,7 +1166,7 @@
         </w:tc>
         <w:tc>
           <w:tcPr>
-            <w:tcW w:type="pct" w:w="28%"/>
+            <w:tcW w:type="dxa" w:w="2792"/>
             <w:tcBorders>
               <w:top w:val="single" w:color="DEDED9" w:sz="6"/>
               <w:left w:val="none" w:color="FFFFFF" w:sz="0"/>
@@ -1196,7 +1200,7 @@
         </w:tc>
         <w:tc>
           <w:tcPr>
-            <w:tcW w:type="pct" w:w="28%"/>
+            <w:tcW w:type="dxa" w:w="2792"/>
             <w:tcBorders>
               <w:top w:val="single" w:color="DEDED9" w:sz="6"/>
               <w:left w:val="none" w:color="FFFFFF" w:sz="0"/>
@@ -1235,7 +1239,7 @@
         </w:trPr>
         <w:tc>
           <w:tcPr>
-            <w:tcW w:type="pct" w:w="16%"/>
+            <w:tcW w:type="dxa" w:w="1596"/>
             <w:tcBorders>
               <w:top w:val="single" w:color="DEDED9" w:sz="6"/>
               <w:left w:val="none" w:color="FFFFFF" w:sz="0"/>
@@ -1266,7 +1270,7 @@
         </w:tc>
         <w:tc>
           <w:tcPr>
-            <w:tcW w:type="pct" w:w="28%"/>
+            <w:tcW w:type="dxa" w:w="2792"/>
             <w:tcBorders>
               <w:top w:val="single" w:color="DEDED9" w:sz="6"/>
               <w:left w:val="none" w:color="FFFFFF" w:sz="0"/>
@@ -1297,7 +1301,7 @@
         </w:tc>
         <w:tc>
           <w:tcPr>
-            <w:tcW w:type="pct" w:w="28%"/>
+            <w:tcW w:type="dxa" w:w="2792"/>
             <w:tcBorders>
               <w:top w:val="single" w:color="DEDED9" w:sz="6"/>
               <w:left w:val="none" w:color="FFFFFF" w:sz="0"/>
@@ -1328,7 +1332,7 @@
         </w:tc>
         <w:tc>
           <w:tcPr>
-            <w:tcW w:type="pct" w:w="28%"/>
+            <w:tcW w:type="dxa" w:w="2792"/>
             <w:tcBorders>
               <w:top w:val="single" w:color="DEDED9" w:sz="6"/>
               <w:left w:val="none" w:color="FFFFFF" w:sz="0"/>
@@ -1364,7 +1368,7 @@
         </w:trPr>
         <w:tc>
           <w:tcPr>
-            <w:tcW w:type="pct" w:w="16%"/>
+            <w:tcW w:type="dxa" w:w="1596"/>
             <w:tcBorders>
               <w:top w:val="single" w:color="DEDED9" w:sz="6"/>
               <w:left w:val="none" w:color="FFFFFF" w:sz="0"/>
@@ -1395,7 +1399,7 @@
         </w:tc>
         <w:tc>
           <w:tcPr>
-            <w:tcW w:type="pct" w:w="28%"/>
+            <w:tcW w:type="dxa" w:w="2792"/>
             <w:tcBorders>
               <w:top w:val="single" w:color="DEDED9" w:sz="6"/>
               <w:left w:val="none" w:color="FFFFFF" w:sz="0"/>
@@ -1426,7 +1430,7 @@
         </w:tc>
         <w:tc>
           <w:tcPr>
-            <w:tcW w:type="pct" w:w="28%"/>
+            <w:tcW w:type="dxa" w:w="2792"/>
             <w:tcBorders>
               <w:top w:val="single" w:color="DEDED9" w:sz="6"/>
               <w:left w:val="none" w:color="FFFFFF" w:sz="0"/>
@@ -1457,7 +1461,7 @@
         </w:tc>
         <w:tc>
           <w:tcPr>
-            <w:tcW w:type="pct" w:w="28%"/>
+            <w:tcW w:type="dxa" w:w="2792"/>
             <w:tcBorders>
               <w:top w:val="single" w:color="DEDED9" w:sz="6"/>
               <w:left w:val="none" w:color="FFFFFF" w:sz="0"/>
@@ -1493,7 +1497,7 @@
         </w:trPr>
         <w:tc>
           <w:tcPr>
-            <w:tcW w:type="pct" w:w="16%"/>
+            <w:tcW w:type="dxa" w:w="1596"/>
             <w:tcBorders>
               <w:top w:val="single" w:color="DEDED9" w:sz="6"/>
               <w:left w:val="none" w:color="FFFFFF" w:sz="0"/>
@@ -1524,7 +1528,7 @@
         </w:tc>
         <w:tc>
           <w:tcPr>
-            <w:tcW w:type="pct" w:w="28%"/>
+            <w:tcW w:type="dxa" w:w="2792"/>
             <w:tcBorders>
               <w:top w:val="single" w:color="DEDED9" w:sz="6"/>
               <w:left w:val="none" w:color="FFFFFF" w:sz="0"/>
@@ -1555,7 +1559,7 @@
         </w:tc>
         <w:tc>
           <w:tcPr>
-            <w:tcW w:type="pct" w:w="28%"/>
+            <w:tcW w:type="dxa" w:w="2792"/>
             <w:tcBorders>
               <w:top w:val="single" w:color="DEDED9" w:sz="6"/>
               <w:left w:val="none" w:color="FFFFFF" w:sz="0"/>
@@ -1586,7 +1590,7 @@
         </w:tc>
         <w:tc>
           <w:tcPr>
-            <w:tcW w:type="pct" w:w="28%"/>
+            <w:tcW w:type="dxa" w:w="2792"/>
             <w:tcBorders>
               <w:top w:val="single" w:color="DEDED9" w:sz="6"/>
               <w:left w:val="none" w:color="FFFFFF" w:sz="0"/>
@@ -1622,7 +1626,7 @@
         </w:trPr>
         <w:tc>
           <w:tcPr>
-            <w:tcW w:type="pct" w:w="16%"/>
+            <w:tcW w:type="dxa" w:w="1596"/>
             <w:tcBorders>
               <w:top w:val="single" w:color="DEDED9" w:sz="6"/>
               <w:left w:val="none" w:color="FFFFFF" w:sz="0"/>
@@ -1653,7 +1657,7 @@
         </w:tc>
         <w:tc>
           <w:tcPr>
-            <w:tcW w:type="pct" w:w="28%"/>
+            <w:tcW w:type="dxa" w:w="2792"/>
             <w:tcBorders>
               <w:top w:val="single" w:color="DEDED9" w:sz="6"/>
               <w:left w:val="none" w:color="FFFFFF" w:sz="0"/>
@@ -1684,7 +1688,7 @@
         </w:tc>
         <w:tc>
           <w:tcPr>
-            <w:tcW w:type="pct" w:w="28%"/>
+            <w:tcW w:type="dxa" w:w="2792"/>
             <w:tcBorders>
               <w:top w:val="single" w:color="DEDED9" w:sz="6"/>
               <w:left w:val="none" w:color="FFFFFF" w:sz="0"/>
@@ -1715,7 +1719,7 @@
         </w:tc>
         <w:tc>
           <w:tcPr>
-            <w:tcW w:type="pct" w:w="28%"/>
+            <w:tcW w:type="dxa" w:w="2792"/>
             <w:tcBorders>
               <w:top w:val="single" w:color="DEDED9" w:sz="6"/>
               <w:left w:val="none" w:color="FFFFFF" w:sz="0"/>
@@ -1751,7 +1755,7 @@
         </w:trPr>
         <w:tc>
           <w:tcPr>
-            <w:tcW w:type="pct" w:w="16%"/>
+            <w:tcW w:type="dxa" w:w="1596"/>
             <w:tcBorders>
               <w:top w:val="single" w:color="DEDED9" w:sz="6"/>
               <w:left w:val="none" w:color="FFFFFF" w:sz="0"/>
@@ -1782,7 +1786,7 @@
         </w:tc>
         <w:tc>
           <w:tcPr>
-            <w:tcW w:type="pct" w:w="28%"/>
+            <w:tcW w:type="dxa" w:w="2792"/>
             <w:tcBorders>
               <w:top w:val="single" w:color="DEDED9" w:sz="6"/>
               <w:left w:val="none" w:color="FFFFFF" w:sz="0"/>
@@ -1813,7 +1817,7 @@
         </w:tc>
         <w:tc>
           <w:tcPr>
-            <w:tcW w:type="pct" w:w="28%"/>
+            <w:tcW w:type="dxa" w:w="2792"/>
             <w:tcBorders>
               <w:top w:val="single" w:color="DEDED9" w:sz="6"/>
               <w:left w:val="none" w:color="FFFFFF" w:sz="0"/>
@@ -1844,7 +1848,7 @@
         </w:tc>
         <w:tc>
           <w:tcPr>
-            <w:tcW w:type="pct" w:w="28%"/>
+            <w:tcW w:type="dxa" w:w="2792"/>
             <w:tcBorders>
               <w:top w:val="single" w:color="DEDED9" w:sz="6"/>
               <w:left w:val="none" w:color="FFFFFF" w:sz="0"/>
@@ -1880,7 +1884,7 @@
         </w:trPr>
         <w:tc>
           <w:tcPr>
-            <w:tcW w:type="pct" w:w="16%"/>
+            <w:tcW w:type="dxa" w:w="1596"/>
             <w:tcBorders>
               <w:top w:val="single" w:color="DEDED9" w:sz="6"/>
               <w:left w:val="none" w:color="FFFFFF" w:sz="0"/>
@@ -1911,7 +1915,7 @@
         </w:tc>
         <w:tc>
           <w:tcPr>
-            <w:tcW w:type="pct" w:w="28%"/>
+            <w:tcW w:type="dxa" w:w="2792"/>
             <w:tcBorders>
               <w:top w:val="single" w:color="DEDED9" w:sz="6"/>
               <w:left w:val="none" w:color="FFFFFF" w:sz="0"/>
@@ -1942,7 +1946,7 @@
         </w:tc>
         <w:tc>
           <w:tcPr>
-            <w:tcW w:type="pct" w:w="28%"/>
+            <w:tcW w:type="dxa" w:w="2792"/>
             <w:tcBorders>
               <w:top w:val="single" w:color="DEDED9" w:sz="6"/>
               <w:left w:val="none" w:color="FFFFFF" w:sz="0"/>
@@ -1973,7 +1977,7 @@
         </w:tc>
         <w:tc>
           <w:tcPr>
-            <w:tcW w:type="pct" w:w="28%"/>
+            <w:tcW w:type="dxa" w:w="2792"/>
             <w:tcBorders>
               <w:top w:val="single" w:color="DEDED9" w:sz="6"/>
               <w:left w:val="none" w:color="FFFFFF" w:sz="0"/>
@@ -2152,7 +2156,7 @@
     </w:p>
     <w:tbl>
       <w:tblPr>
-        <w:tblW w:type="pct" w:w="100%"/>
+        <w:tblW w:type="dxa" w:w="9972"/>
         <w:tblBorders>
           <w:top w:val="single" w:color="auto" w:sz="4"/>
           <w:left w:val="single" w:color="auto" w:sz="4"/>
@@ -2161,12 +2165,13 @@
           <w:insideH w:val="single" w:color="auto" w:sz="4"/>
           <w:insideV w:val="single" w:color="auto" w:sz="4"/>
         </w:tblBorders>
+        <w:tblLayout w:type="fixed"/>
       </w:tblPr>
       <w:tblGrid>
-        <w:gridCol w:w="100"/>
-        <w:gridCol w:w="100"/>
-        <w:gridCol w:w="100"/>
-        <w:gridCol w:w="100"/>
+        <w:gridCol w:w="3390"/>
+        <w:gridCol w:w="1994"/>
+        <w:gridCol w:w="2294"/>
+        <w:gridCol w:w="2294"/>
       </w:tblGrid>
       <w:tr>
         <w:trPr>
@@ -2174,7 +2179,7 @@
         </w:trPr>
         <w:tc>
           <w:tcPr>
-            <w:tcW w:type="pct" w:w="34%"/>
+            <w:tcW w:type="dxa" w:w="3390"/>
             <w:tcBorders>
               <w:top w:val="single" w:color="DEDED9" w:sz="6"/>
               <w:left w:val="none" w:color="FFFFFF" w:sz="0"/>
@@ -2208,7 +2213,7 @@
         </w:tc>
         <w:tc>
           <w:tcPr>
-            <w:tcW w:type="pct" w:w="20%"/>
+            <w:tcW w:type="dxa" w:w="1994"/>
             <w:tcBorders>
               <w:top w:val="single" w:color="DEDED9" w:sz="6"/>
               <w:left w:val="none" w:color="FFFFFF" w:sz="0"/>
@@ -2242,7 +2247,7 @@
         </w:tc>
         <w:tc>
           <w:tcPr>
-            <w:tcW w:type="pct" w:w="23%"/>
+            <w:tcW w:type="dxa" w:w="2294"/>
             <w:tcBorders>
               <w:top w:val="single" w:color="DEDED9" w:sz="6"/>
               <w:left w:val="none" w:color="FFFFFF" w:sz="0"/>
@@ -2276,7 +2281,7 @@
         </w:tc>
         <w:tc>
           <w:tcPr>
-            <w:tcW w:type="pct" w:w="23%"/>
+            <w:tcW w:type="dxa" w:w="2294"/>
             <w:tcBorders>
               <w:top w:val="single" w:color="DEDED9" w:sz="6"/>
               <w:left w:val="none" w:color="FFFFFF" w:sz="0"/>
@@ -2315,7 +2320,7 @@
         </w:trPr>
         <w:tc>
           <w:tcPr>
-            <w:tcW w:type="pct" w:w="34%"/>
+            <w:tcW w:type="dxa" w:w="3390"/>
             <w:tcBorders>
               <w:top w:val="single" w:color="DEDED9" w:sz="6"/>
               <w:left w:val="none" w:color="FFFFFF" w:sz="0"/>
@@ -2346,7 +2351,7 @@
         </w:tc>
         <w:tc>
           <w:tcPr>
-            <w:tcW w:type="pct" w:w="20%"/>
+            <w:tcW w:type="dxa" w:w="1994"/>
             <w:tcBorders>
               <w:top w:val="single" w:color="DEDED9" w:sz="6"/>
               <w:left w:val="none" w:color="FFFFFF" w:sz="0"/>
@@ -2377,7 +2382,7 @@
         </w:tc>
         <w:tc>
           <w:tcPr>
-            <w:tcW w:type="pct" w:w="23%"/>
+            <w:tcW w:type="dxa" w:w="2294"/>
             <w:tcBorders>
               <w:top w:val="single" w:color="DEDED9" w:sz="6"/>
               <w:left w:val="none" w:color="FFFFFF" w:sz="0"/>
@@ -2408,7 +2413,7 @@
         </w:tc>
         <w:tc>
           <w:tcPr>
-            <w:tcW w:type="pct" w:w="23%"/>
+            <w:tcW w:type="dxa" w:w="2294"/>
             <w:tcBorders>
               <w:top w:val="single" w:color="DEDED9" w:sz="6"/>
               <w:left w:val="none" w:color="FFFFFF" w:sz="0"/>
@@ -2444,7 +2449,7 @@
         </w:trPr>
         <w:tc>
           <w:tcPr>
-            <w:tcW w:type="pct" w:w="34%"/>
+            <w:tcW w:type="dxa" w:w="3390"/>
             <w:tcBorders>
               <w:top w:val="single" w:color="DEDED9" w:sz="6"/>
               <w:left w:val="none" w:color="FFFFFF" w:sz="0"/>
@@ -2475,7 +2480,7 @@
         </w:tc>
         <w:tc>
           <w:tcPr>
-            <w:tcW w:type="pct" w:w="20%"/>
+            <w:tcW w:type="dxa" w:w="1994"/>
             <w:tcBorders>
               <w:top w:val="single" w:color="DEDED9" w:sz="6"/>
               <w:left w:val="none" w:color="FFFFFF" w:sz="0"/>
@@ -2506,7 +2511,7 @@
         </w:tc>
         <w:tc>
           <w:tcPr>
-            <w:tcW w:type="pct" w:w="23%"/>
+            <w:tcW w:type="dxa" w:w="2294"/>
             <w:tcBorders>
               <w:top w:val="single" w:color="DEDED9" w:sz="6"/>
               <w:left w:val="none" w:color="FFFFFF" w:sz="0"/>
@@ -2537,7 +2542,7 @@
         </w:tc>
         <w:tc>
           <w:tcPr>
-            <w:tcW w:type="pct" w:w="23%"/>
+            <w:tcW w:type="dxa" w:w="2294"/>
             <w:tcBorders>
               <w:top w:val="single" w:color="DEDED9" w:sz="6"/>
               <w:left w:val="none" w:color="FFFFFF" w:sz="0"/>
@@ -2573,7 +2578,7 @@
         </w:trPr>
         <w:tc>
           <w:tcPr>
-            <w:tcW w:type="pct" w:w="34%"/>
+            <w:tcW w:type="dxa" w:w="3390"/>
             <w:tcBorders>
               <w:top w:val="single" w:color="DEDED9" w:sz="6"/>
               <w:left w:val="none" w:color="FFFFFF" w:sz="0"/>
@@ -2604,7 +2609,7 @@
         </w:tc>
         <w:tc>
           <w:tcPr>
-            <w:tcW w:type="pct" w:w="20%"/>
+            <w:tcW w:type="dxa" w:w="1994"/>
             <w:tcBorders>
               <w:top w:val="single" w:color="DEDED9" w:sz="6"/>
               <w:left w:val="none" w:color="FFFFFF" w:sz="0"/>
@@ -2635,7 +2640,7 @@
         </w:tc>
         <w:tc>
           <w:tcPr>
-            <w:tcW w:type="pct" w:w="23%"/>
+            <w:tcW w:type="dxa" w:w="2294"/>
             <w:tcBorders>
               <w:top w:val="single" w:color="DEDED9" w:sz="6"/>
               <w:left w:val="none" w:color="FFFFFF" w:sz="0"/>
@@ -2666,7 +2671,7 @@
         </w:tc>
         <w:tc>
           <w:tcPr>
-            <w:tcW w:type="pct" w:w="23%"/>
+            <w:tcW w:type="dxa" w:w="2294"/>
             <w:tcBorders>
               <w:top w:val="single" w:color="DEDED9" w:sz="6"/>
               <w:left w:val="none" w:color="FFFFFF" w:sz="0"/>
@@ -2702,7 +2707,7 @@
         </w:trPr>
         <w:tc>
           <w:tcPr>
-            <w:tcW w:type="pct" w:w="34%"/>
+            <w:tcW w:type="dxa" w:w="3390"/>
             <w:tcBorders>
               <w:top w:val="single" w:color="DEDED9" w:sz="6"/>
               <w:left w:val="none" w:color="FFFFFF" w:sz="0"/>
@@ -2733,7 +2738,7 @@
         </w:tc>
         <w:tc>
           <w:tcPr>
-            <w:tcW w:type="pct" w:w="20%"/>
+            <w:tcW w:type="dxa" w:w="1994"/>
             <w:tcBorders>
               <w:top w:val="single" w:color="DEDED9" w:sz="6"/>
               <w:left w:val="none" w:color="FFFFFF" w:sz="0"/>
@@ -2764,7 +2769,7 @@
         </w:tc>
         <w:tc>
           <w:tcPr>
-            <w:tcW w:type="pct" w:w="23%"/>
+            <w:tcW w:type="dxa" w:w="2294"/>
             <w:tcBorders>
               <w:top w:val="single" w:color="DEDED9" w:sz="6"/>
               <w:left w:val="none" w:color="FFFFFF" w:sz="0"/>
@@ -2795,7 +2800,7 @@
         </w:tc>
         <w:tc>
           <w:tcPr>
-            <w:tcW w:type="pct" w:w="23%"/>
+            <w:tcW w:type="dxa" w:w="2294"/>
             <w:tcBorders>
               <w:top w:val="single" w:color="DEDED9" w:sz="6"/>
               <w:left w:val="none" w:color="FFFFFF" w:sz="0"/>
@@ -2950,7 +2955,7 @@
     </w:p>
     <w:tbl>
       <w:tblPr>
-        <w:tblW w:type="pct" w:w="100%"/>
+        <w:tblW w:type="dxa" w:w="9972"/>
         <w:tblBorders>
           <w:top w:val="single" w:color="auto" w:sz="4"/>
           <w:left w:val="single" w:color="auto" w:sz="4"/>
@@ -2959,11 +2964,12 @@
           <w:insideH w:val="single" w:color="auto" w:sz="4"/>
           <w:insideV w:val="single" w:color="auto" w:sz="4"/>
         </w:tblBorders>
+        <w:tblLayout w:type="fixed"/>
       </w:tblPr>
       <w:tblGrid>
-        <w:gridCol w:w="100"/>
-        <w:gridCol w:w="100"/>
-        <w:gridCol w:w="100"/>
+        <w:gridCol w:w="1695"/>
+        <w:gridCol w:w="3590"/>
+        <w:gridCol w:w="4687"/>
       </w:tblGrid>
       <w:tr>
         <w:trPr>
@@ -2971,7 +2977,7 @@
         </w:trPr>
         <w:tc>
           <w:tcPr>
-            <w:tcW w:type="pct" w:w="17%"/>
+            <w:tcW w:type="dxa" w:w="1695"/>
             <w:tcBorders>
               <w:top w:val="single" w:color="DEDED9" w:sz="6"/>
               <w:left w:val="none" w:color="FFFFFF" w:sz="0"/>
@@ -3005,7 +3011,7 @@
         </w:tc>
         <w:tc>
           <w:tcPr>
-            <w:tcW w:type="pct" w:w="36%"/>
+            <w:tcW w:type="dxa" w:w="3590"/>
             <w:tcBorders>
               <w:top w:val="single" w:color="DEDED9" w:sz="6"/>
               <w:left w:val="none" w:color="FFFFFF" w:sz="0"/>
@@ -3039,7 +3045,7 @@
         </w:tc>
         <w:tc>
           <w:tcPr>
-            <w:tcW w:type="pct" w:w="47%"/>
+            <w:tcW w:type="dxa" w:w="4687"/>
             <w:tcBorders>
               <w:top w:val="single" w:color="DEDED9" w:sz="6"/>
               <w:left w:val="none" w:color="FFFFFF" w:sz="0"/>
@@ -3078,7 +3084,7 @@
         </w:trPr>
         <w:tc>
           <w:tcPr>
-            <w:tcW w:type="pct" w:w="17%"/>
+            <w:tcW w:type="dxa" w:w="1695"/>
             <w:tcBorders>
               <w:top w:val="single" w:color="DEDED9" w:sz="6"/>
               <w:left w:val="none" w:color="FFFFFF" w:sz="0"/>
@@ -3109,7 +3115,7 @@
         </w:tc>
         <w:tc>
           <w:tcPr>
-            <w:tcW w:type="pct" w:w="36%"/>
+            <w:tcW w:type="dxa" w:w="3590"/>
             <w:tcBorders>
               <w:top w:val="single" w:color="DEDED9" w:sz="6"/>
               <w:left w:val="none" w:color="FFFFFF" w:sz="0"/>
@@ -3140,7 +3146,7 @@
         </w:tc>
         <w:tc>
           <w:tcPr>
-            <w:tcW w:type="pct" w:w="47%"/>
+            <w:tcW w:type="dxa" w:w="4687"/>
             <w:tcBorders>
               <w:top w:val="single" w:color="DEDED9" w:sz="6"/>
               <w:left w:val="none" w:color="FFFFFF" w:sz="0"/>
@@ -3176,7 +3182,7 @@
         </w:trPr>
         <w:tc>
           <w:tcPr>
-            <w:tcW w:type="pct" w:w="17%"/>
+            <w:tcW w:type="dxa" w:w="1695"/>
             <w:tcBorders>
               <w:top w:val="single" w:color="DEDED9" w:sz="6"/>
               <w:left w:val="none" w:color="FFFFFF" w:sz="0"/>
@@ -3207,7 +3213,7 @@
         </w:tc>
         <w:tc>
           <w:tcPr>
-            <w:tcW w:type="pct" w:w="36%"/>
+            <w:tcW w:type="dxa" w:w="3590"/>
             <w:tcBorders>
               <w:top w:val="single" w:color="DEDED9" w:sz="6"/>
               <w:left w:val="none" w:color="FFFFFF" w:sz="0"/>
@@ -3238,7 +3244,7 @@
         </w:tc>
         <w:tc>
           <w:tcPr>
-            <w:tcW w:type="pct" w:w="47%"/>
+            <w:tcW w:type="dxa" w:w="4687"/>
             <w:tcBorders>
               <w:top w:val="single" w:color="DEDED9" w:sz="6"/>
               <w:left w:val="none" w:color="FFFFFF" w:sz="0"/>
@@ -3274,7 +3280,7 @@
         </w:trPr>
         <w:tc>
           <w:tcPr>
-            <w:tcW w:type="pct" w:w="17%"/>
+            <w:tcW w:type="dxa" w:w="1695"/>
             <w:tcBorders>
               <w:top w:val="single" w:color="DEDED9" w:sz="6"/>
               <w:left w:val="none" w:color="FFFFFF" w:sz="0"/>
@@ -3305,7 +3311,7 @@
         </w:tc>
         <w:tc>
           <w:tcPr>
-            <w:tcW w:type="pct" w:w="36%"/>
+            <w:tcW w:type="dxa" w:w="3590"/>
             <w:tcBorders>
               <w:top w:val="single" w:color="DEDED9" w:sz="6"/>
               <w:left w:val="none" w:color="FFFFFF" w:sz="0"/>
@@ -3336,7 +3342,7 @@
         </w:tc>
         <w:tc>
           <w:tcPr>
-            <w:tcW w:type="pct" w:w="47%"/>
+            <w:tcW w:type="dxa" w:w="4687"/>
             <w:tcBorders>
               <w:top w:val="single" w:color="DEDED9" w:sz="6"/>
               <w:left w:val="none" w:color="FFFFFF" w:sz="0"/>
@@ -3372,7 +3378,7 @@
         </w:trPr>
         <w:tc>
           <w:tcPr>
-            <w:tcW w:type="pct" w:w="17%"/>
+            <w:tcW w:type="dxa" w:w="1695"/>
             <w:tcBorders>
               <w:top w:val="single" w:color="DEDED9" w:sz="6"/>
               <w:left w:val="none" w:color="FFFFFF" w:sz="0"/>
@@ -3403,7 +3409,7 @@
         </w:tc>
         <w:tc>
           <w:tcPr>
-            <w:tcW w:type="pct" w:w="36%"/>
+            <w:tcW w:type="dxa" w:w="3590"/>
             <w:tcBorders>
               <w:top w:val="single" w:color="DEDED9" w:sz="6"/>
               <w:left w:val="none" w:color="FFFFFF" w:sz="0"/>
@@ -3434,7 +3440,7 @@
         </w:tc>
         <w:tc>
           <w:tcPr>
-            <w:tcW w:type="pct" w:w="47%"/>
+            <w:tcW w:type="dxa" w:w="4687"/>
             <w:tcBorders>
               <w:top w:val="single" w:color="DEDED9" w:sz="6"/>
               <w:left w:val="none" w:color="FFFFFF" w:sz="0"/>
@@ -3470,7 +3476,7 @@
         </w:trPr>
         <w:tc>
           <w:tcPr>
-            <w:tcW w:type="pct" w:w="17%"/>
+            <w:tcW w:type="dxa" w:w="1695"/>
             <w:tcBorders>
               <w:top w:val="single" w:color="DEDED9" w:sz="6"/>
               <w:left w:val="none" w:color="FFFFFF" w:sz="0"/>
@@ -3501,7 +3507,7 @@
         </w:tc>
         <w:tc>
           <w:tcPr>
-            <w:tcW w:type="pct" w:w="36%"/>
+            <w:tcW w:type="dxa" w:w="3590"/>
             <w:tcBorders>
               <w:top w:val="single" w:color="DEDED9" w:sz="6"/>
               <w:left w:val="none" w:color="FFFFFF" w:sz="0"/>
@@ -3532,7 +3538,7 @@
         </w:tc>
         <w:tc>
           <w:tcPr>
-            <w:tcW w:type="pct" w:w="47%"/>
+            <w:tcW w:type="dxa" w:w="4687"/>
             <w:tcBorders>
               <w:top w:val="single" w:color="DEDED9" w:sz="6"/>
               <w:left w:val="none" w:color="FFFFFF" w:sz="0"/>
@@ -3568,7 +3574,7 @@
         </w:trPr>
         <w:tc>
           <w:tcPr>
-            <w:tcW w:type="pct" w:w="17%"/>
+            <w:tcW w:type="dxa" w:w="1695"/>
             <w:tcBorders>
               <w:top w:val="single" w:color="DEDED9" w:sz="6"/>
               <w:left w:val="none" w:color="FFFFFF" w:sz="0"/>
@@ -3599,7 +3605,7 @@
         </w:tc>
         <w:tc>
           <w:tcPr>
-            <w:tcW w:type="pct" w:w="36%"/>
+            <w:tcW w:type="dxa" w:w="3590"/>
             <w:tcBorders>
               <w:top w:val="single" w:color="DEDED9" w:sz="6"/>
               <w:left w:val="none" w:color="FFFFFF" w:sz="0"/>
@@ -3630,7 +3636,7 @@
         </w:tc>
         <w:tc>
           <w:tcPr>
-            <w:tcW w:type="pct" w:w="47%"/>
+            <w:tcW w:type="dxa" w:w="4687"/>
             <w:tcBorders>
               <w:top w:val="single" w:color="DEDED9" w:sz="6"/>
               <w:left w:val="none" w:color="FFFFFF" w:sz="0"/>
@@ -3666,7 +3672,7 @@
         </w:trPr>
         <w:tc>
           <w:tcPr>
-            <w:tcW w:type="pct" w:w="17%"/>
+            <w:tcW w:type="dxa" w:w="1695"/>
             <w:tcBorders>
               <w:top w:val="single" w:color="DEDED9" w:sz="6"/>
               <w:left w:val="none" w:color="FFFFFF" w:sz="0"/>
@@ -3697,7 +3703,7 @@
         </w:tc>
         <w:tc>
           <w:tcPr>
-            <w:tcW w:type="pct" w:w="36%"/>
+            <w:tcW w:type="dxa" w:w="3590"/>
             <w:tcBorders>
               <w:top w:val="single" w:color="DEDED9" w:sz="6"/>
               <w:left w:val="none" w:color="FFFFFF" w:sz="0"/>
@@ -3728,7 +3734,7 @@
         </w:tc>
         <w:tc>
           <w:tcPr>
-            <w:tcW w:type="pct" w:w="47%"/>
+            <w:tcW w:type="dxa" w:w="4687"/>
             <w:tcBorders>
               <w:top w:val="single" w:color="DEDED9" w:sz="6"/>
               <w:left w:val="none" w:color="FFFFFF" w:sz="0"/>
@@ -3764,7 +3770,7 @@
         </w:trPr>
         <w:tc>
           <w:tcPr>
-            <w:tcW w:type="pct" w:w="17%"/>
+            <w:tcW w:type="dxa" w:w="1695"/>
             <w:tcBorders>
               <w:top w:val="single" w:color="DEDED9" w:sz="6"/>
               <w:left w:val="none" w:color="FFFFFF" w:sz="0"/>
@@ -3795,7 +3801,7 @@
         </w:tc>
         <w:tc>
           <w:tcPr>
-            <w:tcW w:type="pct" w:w="36%"/>
+            <w:tcW w:type="dxa" w:w="3590"/>
             <w:tcBorders>
               <w:top w:val="single" w:color="DEDED9" w:sz="6"/>
               <w:left w:val="none" w:color="FFFFFF" w:sz="0"/>
@@ -3826,7 +3832,7 @@
         </w:tc>
         <w:tc>
           <w:tcPr>
-            <w:tcW w:type="pct" w:w="47%"/>
+            <w:tcW w:type="dxa" w:w="4687"/>
             <w:tcBorders>
               <w:top w:val="single" w:color="DEDED9" w:sz="6"/>
               <w:left w:val="none" w:color="FFFFFF" w:sz="0"/>
@@ -3862,7 +3868,7 @@
         </w:trPr>
         <w:tc>
           <w:tcPr>
-            <w:tcW w:type="pct" w:w="17%"/>
+            <w:tcW w:type="dxa" w:w="1695"/>
             <w:tcBorders>
               <w:top w:val="single" w:color="DEDED9" w:sz="6"/>
               <w:left w:val="none" w:color="FFFFFF" w:sz="0"/>
@@ -3893,7 +3899,7 @@
         </w:tc>
         <w:tc>
           <w:tcPr>
-            <w:tcW w:type="pct" w:w="36%"/>
+            <w:tcW w:type="dxa" w:w="3590"/>
             <w:tcBorders>
               <w:top w:val="single" w:color="DEDED9" w:sz="6"/>
               <w:left w:val="none" w:color="FFFFFF" w:sz="0"/>
@@ -3924,7 +3930,7 @@
         </w:tc>
         <w:tc>
           <w:tcPr>
-            <w:tcW w:type="pct" w:w="47%"/>
+            <w:tcW w:type="dxa" w:w="4687"/>
             <w:tcBorders>
               <w:top w:val="single" w:color="DEDED9" w:sz="6"/>
               <w:left w:val="none" w:color="FFFFFF" w:sz="0"/>
@@ -3988,7 +3994,7 @@
     </w:p>
     <w:tbl>
       <w:tblPr>
-        <w:tblW w:type="pct" w:w="100%"/>
+        <w:tblW w:type="dxa" w:w="9972"/>
         <w:tblBorders>
           <w:top w:val="single" w:color="auto" w:sz="4"/>
           <w:left w:val="single" w:color="auto" w:sz="4"/>
@@ -3997,13 +4003,14 @@
           <w:insideH w:val="single" w:color="auto" w:sz="4"/>
           <w:insideV w:val="single" w:color="auto" w:sz="4"/>
         </w:tblBorders>
+        <w:tblLayout w:type="fixed"/>
       </w:tblPr>
       <w:tblGrid>
-        <w:gridCol w:w="100"/>
-        <w:gridCol w:w="100"/>
-        <w:gridCol w:w="100"/>
-        <w:gridCol w:w="100"/>
-        <w:gridCol w:w="100"/>
+        <w:gridCol w:w="1496"/>
+        <w:gridCol w:w="2593"/>
+        <w:gridCol w:w="2493"/>
+        <w:gridCol w:w="2194"/>
+        <w:gridCol w:w="1196"/>
       </w:tblGrid>
       <w:tr>
         <w:trPr>
@@ -4011,7 +4018,7 @@
         </w:trPr>
         <w:tc>
           <w:tcPr>
-            <w:tcW w:type="pct" w:w="15%"/>
+            <w:tcW w:type="dxa" w:w="1496"/>
             <w:tcBorders>
               <w:top w:val="single" w:color="DEDED9" w:sz="6"/>
               <w:left w:val="none" w:color="FFFFFF" w:sz="0"/>
@@ -4045,7 +4052,7 @@
         </w:tc>
         <w:tc>
           <w:tcPr>
-            <w:tcW w:type="pct" w:w="26%"/>
+            <w:tcW w:type="dxa" w:w="2593"/>
             <w:tcBorders>
               <w:top w:val="single" w:color="DEDED9" w:sz="6"/>
               <w:left w:val="none" w:color="FFFFFF" w:sz="0"/>
@@ -4079,7 +4086,7 @@
         </w:tc>
         <w:tc>
           <w:tcPr>
-            <w:tcW w:type="pct" w:w="25%"/>
+            <w:tcW w:type="dxa" w:w="2493"/>
             <w:tcBorders>
               <w:top w:val="single" w:color="DEDED9" w:sz="6"/>
               <w:left w:val="none" w:color="FFFFFF" w:sz="0"/>
@@ -4113,7 +4120,7 @@
         </w:tc>
         <w:tc>
           <w:tcPr>
-            <w:tcW w:type="pct" w:w="22%"/>
+            <w:tcW w:type="dxa" w:w="2194"/>
             <w:tcBorders>
               <w:top w:val="single" w:color="DEDED9" w:sz="6"/>
               <w:left w:val="none" w:color="FFFFFF" w:sz="0"/>
@@ -4147,7 +4154,7 @@
         </w:tc>
         <w:tc>
           <w:tcPr>
-            <w:tcW w:type="pct" w:w="12%"/>
+            <w:tcW w:type="dxa" w:w="1196"/>
             <w:tcBorders>
               <w:top w:val="single" w:color="DEDED9" w:sz="6"/>
               <w:left w:val="none" w:color="FFFFFF" w:sz="0"/>
@@ -4186,7 +4193,7 @@
         </w:trPr>
         <w:tc>
           <w:tcPr>
-            <w:tcW w:type="pct" w:w="15%"/>
+            <w:tcW w:type="dxa" w:w="1496"/>
             <w:tcBorders>
               <w:top w:val="single" w:color="DEDED9" w:sz="6"/>
               <w:left w:val="none" w:color="FFFFFF" w:sz="0"/>
@@ -4217,7 +4224,7 @@
         </w:tc>
         <w:tc>
           <w:tcPr>
-            <w:tcW w:type="pct" w:w="26%"/>
+            <w:tcW w:type="dxa" w:w="2593"/>
             <w:tcBorders>
               <w:top w:val="single" w:color="DEDED9" w:sz="6"/>
               <w:left w:val="none" w:color="FFFFFF" w:sz="0"/>
@@ -4248,7 +4255,7 @@
         </w:tc>
         <w:tc>
           <w:tcPr>
-            <w:tcW w:type="pct" w:w="25%"/>
+            <w:tcW w:type="dxa" w:w="2493"/>
             <w:tcBorders>
               <w:top w:val="single" w:color="DEDED9" w:sz="6"/>
               <w:left w:val="none" w:color="FFFFFF" w:sz="0"/>
@@ -4279,7 +4286,7 @@
         </w:tc>
         <w:tc>
           <w:tcPr>
-            <w:tcW w:type="pct" w:w="22%"/>
+            <w:tcW w:type="dxa" w:w="2194"/>
             <w:tcBorders>
               <w:top w:val="single" w:color="DEDED9" w:sz="6"/>
               <w:left w:val="none" w:color="FFFFFF" w:sz="0"/>
@@ -4310,7 +4317,7 @@
         </w:tc>
         <w:tc>
           <w:tcPr>
-            <w:tcW w:type="pct" w:w="12%"/>
+            <w:tcW w:type="dxa" w:w="1196"/>
             <w:tcBorders>
               <w:top w:val="single" w:color="DEDED9" w:sz="6"/>
               <w:left w:val="none" w:color="FFFFFF" w:sz="0"/>
@@ -4346,7 +4353,7 @@
         </w:trPr>
         <w:tc>
           <w:tcPr>
-            <w:tcW w:type="pct" w:w="15%"/>
+            <w:tcW w:type="dxa" w:w="1496"/>
             <w:tcBorders>
               <w:top w:val="single" w:color="DEDED9" w:sz="6"/>
               <w:left w:val="none" w:color="FFFFFF" w:sz="0"/>
@@ -4377,7 +4384,7 @@
         </w:tc>
         <w:tc>
           <w:tcPr>
-            <w:tcW w:type="pct" w:w="26%"/>
+            <w:tcW w:type="dxa" w:w="2593"/>
             <w:tcBorders>
               <w:top w:val="single" w:color="DEDED9" w:sz="6"/>
               <w:left w:val="none" w:color="FFFFFF" w:sz="0"/>
@@ -4408,7 +4415,7 @@
         </w:tc>
         <w:tc>
           <w:tcPr>
-            <w:tcW w:type="pct" w:w="25%"/>
+            <w:tcW w:type="dxa" w:w="2493"/>
             <w:tcBorders>
               <w:top w:val="single" w:color="DEDED9" w:sz="6"/>
               <w:left w:val="none" w:color="FFFFFF" w:sz="0"/>
@@ -4439,7 +4446,7 @@
         </w:tc>
         <w:tc>
           <w:tcPr>
-            <w:tcW w:type="pct" w:w="22%"/>
+            <w:tcW w:type="dxa" w:w="2194"/>
             <w:tcBorders>
               <w:top w:val="single" w:color="DEDED9" w:sz="6"/>
               <w:left w:val="none" w:color="FFFFFF" w:sz="0"/>
@@ -4470,7 +4477,7 @@
         </w:tc>
         <w:tc>
           <w:tcPr>
-            <w:tcW w:type="pct" w:w="12%"/>
+            <w:tcW w:type="dxa" w:w="1196"/>
             <w:tcBorders>
               <w:top w:val="single" w:color="DEDED9" w:sz="6"/>
               <w:left w:val="none" w:color="FFFFFF" w:sz="0"/>
@@ -4506,7 +4513,7 @@
         </w:trPr>
         <w:tc>
           <w:tcPr>
-            <w:tcW w:type="pct" w:w="15%"/>
+            <w:tcW w:type="dxa" w:w="1496"/>
             <w:tcBorders>
               <w:top w:val="single" w:color="DEDED9" w:sz="6"/>
               <w:left w:val="none" w:color="FFFFFF" w:sz="0"/>
@@ -4537,7 +4544,7 @@
         </w:tc>
         <w:tc>
           <w:tcPr>
-            <w:tcW w:type="pct" w:w="26%"/>
+            <w:tcW w:type="dxa" w:w="2593"/>
             <w:tcBorders>
               <w:top w:val="single" w:color="DEDED9" w:sz="6"/>
               <w:left w:val="none" w:color="FFFFFF" w:sz="0"/>
@@ -4568,7 +4575,7 @@
         </w:tc>
         <w:tc>
           <w:tcPr>
-            <w:tcW w:type="pct" w:w="25%"/>
+            <w:tcW w:type="dxa" w:w="2493"/>
             <w:tcBorders>
               <w:top w:val="single" w:color="DEDED9" w:sz="6"/>
               <w:left w:val="none" w:color="FFFFFF" w:sz="0"/>
@@ -4599,7 +4606,7 @@
         </w:tc>
         <w:tc>
           <w:tcPr>
-            <w:tcW w:type="pct" w:w="22%"/>
+            <w:tcW w:type="dxa" w:w="2194"/>
             <w:tcBorders>
               <w:top w:val="single" w:color="DEDED9" w:sz="6"/>
               <w:left w:val="none" w:color="FFFFFF" w:sz="0"/>
@@ -4630,7 +4637,7 @@
         </w:tc>
         <w:tc>
           <w:tcPr>
-            <w:tcW w:type="pct" w:w="12%"/>
+            <w:tcW w:type="dxa" w:w="1196"/>
             <w:tcBorders>
               <w:top w:val="single" w:color="DEDED9" w:sz="6"/>
               <w:left w:val="none" w:color="FFFFFF" w:sz="0"/>
@@ -4666,7 +4673,7 @@
         </w:trPr>
         <w:tc>
           <w:tcPr>
-            <w:tcW w:type="pct" w:w="15%"/>
+            <w:tcW w:type="dxa" w:w="1496"/>
             <w:tcBorders>
               <w:top w:val="single" w:color="DEDED9" w:sz="6"/>
               <w:left w:val="none" w:color="FFFFFF" w:sz="0"/>
@@ -4697,7 +4704,7 @@
         </w:tc>
         <w:tc>
           <w:tcPr>
-            <w:tcW w:type="pct" w:w="26%"/>
+            <w:tcW w:type="dxa" w:w="2593"/>
             <w:tcBorders>
               <w:top w:val="single" w:color="DEDED9" w:sz="6"/>
               <w:left w:val="none" w:color="FFFFFF" w:sz="0"/>
@@ -4728,7 +4735,7 @@
         </w:tc>
         <w:tc>
           <w:tcPr>
-            <w:tcW w:type="pct" w:w="25%"/>
+            <w:tcW w:type="dxa" w:w="2493"/>
             <w:tcBorders>
               <w:top w:val="single" w:color="DEDED9" w:sz="6"/>
               <w:left w:val="none" w:color="FFFFFF" w:sz="0"/>
@@ -4759,7 +4766,7 @@
         </w:tc>
         <w:tc>
           <w:tcPr>
-            <w:tcW w:type="pct" w:w="22%"/>
+            <w:tcW w:type="dxa" w:w="2194"/>
             <w:tcBorders>
               <w:top w:val="single" w:color="DEDED9" w:sz="6"/>
               <w:left w:val="none" w:color="FFFFFF" w:sz="0"/>
@@ -4790,7 +4797,7 @@
         </w:tc>
         <w:tc>
           <w:tcPr>
-            <w:tcW w:type="pct" w:w="12%"/>
+            <w:tcW w:type="dxa" w:w="1196"/>
             <w:tcBorders>
               <w:top w:val="single" w:color="DEDED9" w:sz="6"/>
               <w:left w:val="none" w:color="FFFFFF" w:sz="0"/>
@@ -4826,7 +4833,7 @@
         </w:trPr>
         <w:tc>
           <w:tcPr>
-            <w:tcW w:type="pct" w:w="15%"/>
+            <w:tcW w:type="dxa" w:w="1496"/>
             <w:tcBorders>
               <w:top w:val="single" w:color="DEDED9" w:sz="6"/>
               <w:left w:val="none" w:color="FFFFFF" w:sz="0"/>
@@ -4857,7 +4864,7 @@
         </w:tc>
         <w:tc>
           <w:tcPr>
-            <w:tcW w:type="pct" w:w="26%"/>
+            <w:tcW w:type="dxa" w:w="2593"/>
             <w:tcBorders>
               <w:top w:val="single" w:color="DEDED9" w:sz="6"/>
               <w:left w:val="none" w:color="FFFFFF" w:sz="0"/>
@@ -4888,7 +4895,7 @@
         </w:tc>
         <w:tc>
           <w:tcPr>
-            <w:tcW w:type="pct" w:w="25%"/>
+            <w:tcW w:type="dxa" w:w="2493"/>
             <w:tcBorders>
               <w:top w:val="single" w:color="DEDED9" w:sz="6"/>
               <w:left w:val="none" w:color="FFFFFF" w:sz="0"/>
@@ -4919,7 +4926,7 @@
         </w:tc>
         <w:tc>
           <w:tcPr>
-            <w:tcW w:type="pct" w:w="22%"/>
+            <w:tcW w:type="dxa" w:w="2194"/>
             <w:tcBorders>
               <w:top w:val="single" w:color="DEDED9" w:sz="6"/>
               <w:left w:val="none" w:color="FFFFFF" w:sz="0"/>
@@ -4950,7 +4957,7 @@
         </w:tc>
         <w:tc>
           <w:tcPr>
-            <w:tcW w:type="pct" w:w="12%"/>
+            <w:tcW w:type="dxa" w:w="1196"/>
             <w:tcBorders>
               <w:top w:val="single" w:color="DEDED9" w:sz="6"/>
               <w:left w:val="none" w:color="FFFFFF" w:sz="0"/>
@@ -4988,7 +4995,7 @@
     </w:p>
     <w:tbl>
       <w:tblPr>
-        <w:tblW w:type="pct" w:w="100%"/>
+        <w:tblW w:type="dxa" w:w="9972"/>
         <w:tblBorders>
           <w:top w:val="single" w:color="auto" w:sz="4"/>
           <w:left w:val="single" w:color="auto" w:sz="4"/>
@@ -4997,13 +5004,15 @@
           <w:insideH w:val="single" w:color="auto" w:sz="4"/>
           <w:insideV w:val="single" w:color="auto" w:sz="4"/>
         </w:tblBorders>
+        <w:tblLayout w:type="fixed"/>
       </w:tblPr>
       <w:tblGrid>
-        <w:gridCol w:w="100"/>
+        <w:gridCol w:w="9972"/>
       </w:tblGrid>
       <w:tr>
         <w:tc>
           <w:tcPr>
+            <w:tcW w:type="dxa" w:w="9972"/>
             <w:tcBorders>
               <w:top w:val="none" w:color="FFFFFF" w:sz="0"/>
               <w:left w:val="single" w:color="FCC800" w:sz="36"/>
@@ -5213,7 +5222,7 @@
     </w:p>
     <w:tbl>
       <w:tblPr>
-        <w:tblW w:type="pct" w:w="100%"/>
+        <w:tblW w:type="dxa" w:w="9972"/>
         <w:tblBorders>
           <w:top w:val="single" w:color="auto" w:sz="4"/>
           <w:left w:val="single" w:color="auto" w:sz="4"/>
@@ -5222,12 +5231,13 @@
           <w:insideH w:val="single" w:color="auto" w:sz="4"/>
           <w:insideV w:val="single" w:color="auto" w:sz="4"/>
         </w:tblBorders>
+        <w:tblLayout w:type="fixed"/>
       </w:tblPr>
       <w:tblGrid>
-        <w:gridCol w:w="100"/>
-        <w:gridCol w:w="100"/>
-        <w:gridCol w:w="100"/>
-        <w:gridCol w:w="100"/>
+        <w:gridCol w:w="1795"/>
+        <w:gridCol w:w="4388"/>
+        <w:gridCol w:w="2194"/>
+        <w:gridCol w:w="1595"/>
       </w:tblGrid>
       <w:tr>
         <w:trPr>
@@ -5235,7 +5245,7 @@
         </w:trPr>
         <w:tc>
           <w:tcPr>
-            <w:tcW w:type="pct" w:w="18%"/>
+            <w:tcW w:type="dxa" w:w="1795"/>
             <w:tcBorders>
               <w:top w:val="single" w:color="DEDED9" w:sz="6"/>
               <w:left w:val="none" w:color="FFFFFF" w:sz="0"/>
@@ -5269,7 +5279,7 @@
         </w:tc>
         <w:tc>
           <w:tcPr>
-            <w:tcW w:type="pct" w:w="44%"/>
+            <w:tcW w:type="dxa" w:w="4388"/>
             <w:tcBorders>
               <w:top w:val="single" w:color="DEDED9" w:sz="6"/>
               <w:left w:val="none" w:color="FFFFFF" w:sz="0"/>
@@ -5303,7 +5313,7 @@
         </w:tc>
         <w:tc>
           <w:tcPr>
-            <w:tcW w:type="pct" w:w="22%"/>
+            <w:tcW w:type="dxa" w:w="2194"/>
             <w:tcBorders>
               <w:top w:val="single" w:color="DEDED9" w:sz="6"/>
               <w:left w:val="none" w:color="FFFFFF" w:sz="0"/>
@@ -5337,7 +5347,7 @@
         </w:tc>
         <w:tc>
           <w:tcPr>
-            <w:tcW w:type="pct" w:w="16%"/>
+            <w:tcW w:type="dxa" w:w="1595"/>
             <w:tcBorders>
               <w:top w:val="single" w:color="DEDED9" w:sz="6"/>
               <w:left w:val="none" w:color="FFFFFF" w:sz="0"/>
@@ -5376,7 +5386,7 @@
         </w:trPr>
         <w:tc>
           <w:tcPr>
-            <w:tcW w:type="pct" w:w="18%"/>
+            <w:tcW w:type="dxa" w:w="1795"/>
             <w:tcBorders>
               <w:top w:val="single" w:color="DEDED9" w:sz="6"/>
               <w:left w:val="none" w:color="FFFFFF" w:sz="0"/>
@@ -5407,7 +5417,7 @@
         </w:tc>
         <w:tc>
           <w:tcPr>
-            <w:tcW w:type="pct" w:w="44%"/>
+            <w:tcW w:type="dxa" w:w="4388"/>
             <w:tcBorders>
               <w:top w:val="single" w:color="DEDED9" w:sz="6"/>
               <w:left w:val="none" w:color="FFFFFF" w:sz="0"/>
@@ -5438,7 +5448,7 @@
         </w:tc>
         <w:tc>
           <w:tcPr>
-            <w:tcW w:type="pct" w:w="22%"/>
+            <w:tcW w:type="dxa" w:w="2194"/>
             <w:tcBorders>
               <w:top w:val="single" w:color="DEDED9" w:sz="6"/>
               <w:left w:val="none" w:color="FFFFFF" w:sz="0"/>
@@ -5469,7 +5479,7 @@
         </w:tc>
         <w:tc>
           <w:tcPr>
-            <w:tcW w:type="pct" w:w="16%"/>
+            <w:tcW w:type="dxa" w:w="1595"/>
             <w:tcBorders>
               <w:top w:val="single" w:color="DEDED9" w:sz="6"/>
               <w:left w:val="none" w:color="FFFFFF" w:sz="0"/>
@@ -5505,7 +5515,7 @@
         </w:trPr>
         <w:tc>
           <w:tcPr>
-            <w:tcW w:type="pct" w:w="18%"/>
+            <w:tcW w:type="dxa" w:w="1795"/>
             <w:tcBorders>
               <w:top w:val="single" w:color="DEDED9" w:sz="6"/>
               <w:left w:val="none" w:color="FFFFFF" w:sz="0"/>
@@ -5536,7 +5546,7 @@
         </w:tc>
         <w:tc>
           <w:tcPr>
-            <w:tcW w:type="pct" w:w="44%"/>
+            <w:tcW w:type="dxa" w:w="4388"/>
             <w:tcBorders>
               <w:top w:val="single" w:color="DEDED9" w:sz="6"/>
               <w:left w:val="none" w:color="FFFFFF" w:sz="0"/>
@@ -5567,7 +5577,7 @@
         </w:tc>
         <w:tc>
           <w:tcPr>
-            <w:tcW w:type="pct" w:w="22%"/>
+            <w:tcW w:type="dxa" w:w="2194"/>
             <w:tcBorders>
               <w:top w:val="single" w:color="DEDED9" w:sz="6"/>
               <w:left w:val="none" w:color="FFFFFF" w:sz="0"/>
@@ -5598,7 +5608,7 @@
         </w:tc>
         <w:tc>
           <w:tcPr>
-            <w:tcW w:type="pct" w:w="16%"/>
+            <w:tcW w:type="dxa" w:w="1595"/>
             <w:tcBorders>
               <w:top w:val="single" w:color="DEDED9" w:sz="6"/>
               <w:left w:val="none" w:color="FFFFFF" w:sz="0"/>
@@ -5634,7 +5644,7 @@
         </w:trPr>
         <w:tc>
           <w:tcPr>
-            <w:tcW w:type="pct" w:w="18%"/>
+            <w:tcW w:type="dxa" w:w="1795"/>
             <w:tcBorders>
               <w:top w:val="single" w:color="DEDED9" w:sz="6"/>
               <w:left w:val="none" w:color="FFFFFF" w:sz="0"/>
@@ -5665,7 +5675,7 @@
         </w:tc>
         <w:tc>
           <w:tcPr>
-            <w:tcW w:type="pct" w:w="44%"/>
+            <w:tcW w:type="dxa" w:w="4388"/>
             <w:tcBorders>
               <w:top w:val="single" w:color="DEDED9" w:sz="6"/>
               <w:left w:val="none" w:color="FFFFFF" w:sz="0"/>
@@ -5696,7 +5706,7 @@
         </w:tc>
         <w:tc>
           <w:tcPr>
-            <w:tcW w:type="pct" w:w="22%"/>
+            <w:tcW w:type="dxa" w:w="2194"/>
             <w:tcBorders>
               <w:top w:val="single" w:color="DEDED9" w:sz="6"/>
               <w:left w:val="none" w:color="FFFFFF" w:sz="0"/>
@@ -5727,7 +5737,7 @@
         </w:tc>
         <w:tc>
           <w:tcPr>
-            <w:tcW w:type="pct" w:w="16%"/>
+            <w:tcW w:type="dxa" w:w="1595"/>
             <w:tcBorders>
               <w:top w:val="single" w:color="DEDED9" w:sz="6"/>
               <w:left w:val="none" w:color="FFFFFF" w:sz="0"/>
@@ -5763,7 +5773,7 @@
         </w:trPr>
         <w:tc>
           <w:tcPr>
-            <w:tcW w:type="pct" w:w="18%"/>
+            <w:tcW w:type="dxa" w:w="1795"/>
             <w:tcBorders>
               <w:top w:val="single" w:color="DEDED9" w:sz="6"/>
               <w:left w:val="none" w:color="FFFFFF" w:sz="0"/>
@@ -5794,7 +5804,7 @@
         </w:tc>
         <w:tc>
           <w:tcPr>
-            <w:tcW w:type="pct" w:w="44%"/>
+            <w:tcW w:type="dxa" w:w="4388"/>
             <w:tcBorders>
               <w:top w:val="single" w:color="DEDED9" w:sz="6"/>
               <w:left w:val="none" w:color="FFFFFF" w:sz="0"/>
@@ -5825,7 +5835,7 @@
         </w:tc>
         <w:tc>
           <w:tcPr>
-            <w:tcW w:type="pct" w:w="22%"/>
+            <w:tcW w:type="dxa" w:w="2194"/>
             <w:tcBorders>
               <w:top w:val="single" w:color="DEDED9" w:sz="6"/>
               <w:left w:val="none" w:color="FFFFFF" w:sz="0"/>
@@ -5856,7 +5866,7 @@
         </w:tc>
         <w:tc>
           <w:tcPr>
-            <w:tcW w:type="pct" w:w="16%"/>
+            <w:tcW w:type="dxa" w:w="1595"/>
             <w:tcBorders>
               <w:top w:val="single" w:color="DEDED9" w:sz="6"/>
               <w:left w:val="none" w:color="FFFFFF" w:sz="0"/>
@@ -5906,7 +5916,7 @@
     </w:p>
     <w:tbl>
       <w:tblPr>
-        <w:tblW w:type="pct" w:w="100%"/>
+        <w:tblW w:type="dxa" w:w="9972"/>
         <w:tblBorders>
           <w:top w:val="single" w:color="auto" w:sz="4"/>
           <w:left w:val="single" w:color="auto" w:sz="4"/>
@@ -5915,11 +5925,12 @@
           <w:insideH w:val="single" w:color="auto" w:sz="4"/>
           <w:insideV w:val="single" w:color="auto" w:sz="4"/>
         </w:tblBorders>
+        <w:tblLayout w:type="fixed"/>
       </w:tblPr>
       <w:tblGrid>
-        <w:gridCol w:w="100"/>
-        <w:gridCol w:w="100"/>
-        <w:gridCol w:w="100"/>
+        <w:gridCol w:w="2194"/>
+        <w:gridCol w:w="5584"/>
+        <w:gridCol w:w="2194"/>
       </w:tblGrid>
       <w:tr>
         <w:trPr>
@@ -5927,7 +5938,7 @@
         </w:trPr>
         <w:tc>
           <w:tcPr>
-            <w:tcW w:type="pct" w:w="22%"/>
+            <w:tcW w:type="dxa" w:w="2194"/>
             <w:tcBorders>
               <w:top w:val="single" w:color="DEDED9" w:sz="6"/>
               <w:left w:val="none" w:color="FFFFFF" w:sz="0"/>
@@ -5961,7 +5972,7 @@
         </w:tc>
         <w:tc>
           <w:tcPr>
-            <w:tcW w:type="pct" w:w="56%"/>
+            <w:tcW w:type="dxa" w:w="5584"/>
             <w:tcBorders>
               <w:top w:val="single" w:color="DEDED9" w:sz="6"/>
               <w:left w:val="none" w:color="FFFFFF" w:sz="0"/>
@@ -5995,7 +6006,7 @@
         </w:tc>
         <w:tc>
           <w:tcPr>
-            <w:tcW w:type="pct" w:w="22%"/>
+            <w:tcW w:type="dxa" w:w="2194"/>
             <w:tcBorders>
               <w:top w:val="single" w:color="DEDED9" w:sz="6"/>
               <w:left w:val="none" w:color="FFFFFF" w:sz="0"/>
@@ -6034,7 +6045,7 @@
         </w:trPr>
         <w:tc>
           <w:tcPr>
-            <w:tcW w:type="pct" w:w="22%"/>
+            <w:tcW w:type="dxa" w:w="2194"/>
             <w:tcBorders>
               <w:top w:val="single" w:color="DEDED9" w:sz="6"/>
               <w:left w:val="none" w:color="FFFFFF" w:sz="0"/>
@@ -6065,7 +6076,7 @@
         </w:tc>
         <w:tc>
           <w:tcPr>
-            <w:tcW w:type="pct" w:w="56%"/>
+            <w:tcW w:type="dxa" w:w="5584"/>
             <w:tcBorders>
               <w:top w:val="single" w:color="DEDED9" w:sz="6"/>
               <w:left w:val="none" w:color="FFFFFF" w:sz="0"/>
@@ -6096,7 +6107,7 @@
         </w:tc>
         <w:tc>
           <w:tcPr>
-            <w:tcW w:type="pct" w:w="22%"/>
+            <w:tcW w:type="dxa" w:w="2194"/>
             <w:tcBorders>
               <w:top w:val="single" w:color="DEDED9" w:sz="6"/>
               <w:left w:val="none" w:color="FFFFFF" w:sz="0"/>
@@ -6132,7 +6143,7 @@
         </w:trPr>
         <w:tc>
           <w:tcPr>
-            <w:tcW w:type="pct" w:w="22%"/>
+            <w:tcW w:type="dxa" w:w="2194"/>
             <w:tcBorders>
               <w:top w:val="single" w:color="DEDED9" w:sz="6"/>
               <w:left w:val="none" w:color="FFFFFF" w:sz="0"/>
@@ -6163,7 +6174,7 @@
         </w:tc>
         <w:tc>
           <w:tcPr>
-            <w:tcW w:type="pct" w:w="56%"/>
+            <w:tcW w:type="dxa" w:w="5584"/>
             <w:tcBorders>
               <w:top w:val="single" w:color="DEDED9" w:sz="6"/>
               <w:left w:val="none" w:color="FFFFFF" w:sz="0"/>
@@ -6194,7 +6205,7 @@
         </w:tc>
         <w:tc>
           <w:tcPr>
-            <w:tcW w:type="pct" w:w="22%"/>
+            <w:tcW w:type="dxa" w:w="2194"/>
             <w:tcBorders>
               <w:top w:val="single" w:color="DEDED9" w:sz="6"/>
               <w:left w:val="none" w:color="FFFFFF" w:sz="0"/>
@@ -6230,7 +6241,7 @@
         </w:trPr>
         <w:tc>
           <w:tcPr>
-            <w:tcW w:type="pct" w:w="22%"/>
+            <w:tcW w:type="dxa" w:w="2194"/>
             <w:tcBorders>
               <w:top w:val="single" w:color="DEDED9" w:sz="6"/>
               <w:left w:val="none" w:color="FFFFFF" w:sz="0"/>
@@ -6261,7 +6272,7 @@
         </w:tc>
         <w:tc>
           <w:tcPr>
-            <w:tcW w:type="pct" w:w="56%"/>
+            <w:tcW w:type="dxa" w:w="5584"/>
             <w:tcBorders>
               <w:top w:val="single" w:color="DEDED9" w:sz="6"/>
               <w:left w:val="none" w:color="FFFFFF" w:sz="0"/>
@@ -6292,7 +6303,7 @@
         </w:tc>
         <w:tc>
           <w:tcPr>
-            <w:tcW w:type="pct" w:w="22%"/>
+            <w:tcW w:type="dxa" w:w="2194"/>
             <w:tcBorders>
               <w:top w:val="single" w:color="DEDED9" w:sz="6"/>
               <w:left w:val="none" w:color="FFFFFF" w:sz="0"/>
@@ -6342,7 +6353,7 @@
     </w:p>
     <w:tbl>
       <w:tblPr>
-        <w:tblW w:type="pct" w:w="100%"/>
+        <w:tblW w:type="dxa" w:w="9972"/>
         <w:tblBorders>
           <w:top w:val="single" w:color="auto" w:sz="4"/>
           <w:left w:val="single" w:color="auto" w:sz="4"/>
@@ -6351,11 +6362,12 @@
           <w:insideH w:val="single" w:color="auto" w:sz="4"/>
           <w:insideV w:val="single" w:color="auto" w:sz="4"/>
         </w:tblBorders>
+        <w:tblLayout w:type="fixed"/>
       </w:tblPr>
       <w:tblGrid>
-        <w:gridCol w:w="100"/>
-        <w:gridCol w:w="100"/>
-        <w:gridCol w:w="100"/>
+        <w:gridCol w:w="3989"/>
+        <w:gridCol w:w="3590"/>
+        <w:gridCol w:w="2393"/>
       </w:tblGrid>
       <w:tr>
         <w:trPr>
@@ -6363,7 +6375,7 @@
         </w:trPr>
         <w:tc>
           <w:tcPr>
-            <w:tcW w:type="pct" w:w="40%"/>
+            <w:tcW w:type="dxa" w:w="3989"/>
             <w:tcBorders>
               <w:top w:val="single" w:color="DEDED9" w:sz="6"/>
               <w:left w:val="none" w:color="FFFFFF" w:sz="0"/>
@@ -6397,7 +6409,7 @@
         </w:tc>
         <w:tc>
           <w:tcPr>
-            <w:tcW w:type="pct" w:w="36%"/>
+            <w:tcW w:type="dxa" w:w="3590"/>
             <w:tcBorders>
               <w:top w:val="single" w:color="DEDED9" w:sz="6"/>
               <w:left w:val="none" w:color="FFFFFF" w:sz="0"/>
@@ -6431,7 +6443,7 @@
         </w:tc>
         <w:tc>
           <w:tcPr>
-            <w:tcW w:type="pct" w:w="24%"/>
+            <w:tcW w:type="dxa" w:w="2393"/>
             <w:tcBorders>
               <w:top w:val="single" w:color="DEDED9" w:sz="6"/>
               <w:left w:val="none" w:color="FFFFFF" w:sz="0"/>
@@ -6470,7 +6482,7 @@
         </w:trPr>
         <w:tc>
           <w:tcPr>
-            <w:tcW w:type="pct" w:w="40%"/>
+            <w:tcW w:type="dxa" w:w="3989"/>
             <w:tcBorders>
               <w:top w:val="single" w:color="DEDED9" w:sz="6"/>
               <w:left w:val="none" w:color="FFFFFF" w:sz="0"/>
@@ -6501,7 +6513,7 @@
         </w:tc>
         <w:tc>
           <w:tcPr>
-            <w:tcW w:type="pct" w:w="36%"/>
+            <w:tcW w:type="dxa" w:w="3590"/>
             <w:tcBorders>
               <w:top w:val="single" w:color="DEDED9" w:sz="6"/>
               <w:left w:val="none" w:color="FFFFFF" w:sz="0"/>
@@ -6532,7 +6544,7 @@
         </w:tc>
         <w:tc>
           <w:tcPr>
-            <w:tcW w:type="pct" w:w="24%"/>
+            <w:tcW w:type="dxa" w:w="2393"/>
             <w:tcBorders>
               <w:top w:val="single" w:color="DEDED9" w:sz="6"/>
               <w:left w:val="none" w:color="FFFFFF" w:sz="0"/>
@@ -6568,7 +6580,7 @@
         </w:trPr>
         <w:tc>
           <w:tcPr>
-            <w:tcW w:type="pct" w:w="40%"/>
+            <w:tcW w:type="dxa" w:w="3989"/>
             <w:tcBorders>
               <w:top w:val="single" w:color="DEDED9" w:sz="6"/>
               <w:left w:val="none" w:color="FFFFFF" w:sz="0"/>
@@ -6599,7 +6611,7 @@
         </w:tc>
         <w:tc>
           <w:tcPr>
-            <w:tcW w:type="pct" w:w="36%"/>
+            <w:tcW w:type="dxa" w:w="3590"/>
             <w:tcBorders>
               <w:top w:val="single" w:color="DEDED9" w:sz="6"/>
               <w:left w:val="none" w:color="FFFFFF" w:sz="0"/>
@@ -6630,7 +6642,7 @@
         </w:tc>
         <w:tc>
           <w:tcPr>
-            <w:tcW w:type="pct" w:w="24%"/>
+            <w:tcW w:type="dxa" w:w="2393"/>
             <w:tcBorders>
               <w:top w:val="single" w:color="DEDED9" w:sz="6"/>
               <w:left w:val="none" w:color="FFFFFF" w:sz="0"/>
@@ -6666,7 +6678,7 @@
         </w:trPr>
         <w:tc>
           <w:tcPr>
-            <w:tcW w:type="pct" w:w="40%"/>
+            <w:tcW w:type="dxa" w:w="3989"/>
             <w:tcBorders>
               <w:top w:val="single" w:color="DEDED9" w:sz="6"/>
               <w:left w:val="none" w:color="FFFFFF" w:sz="0"/>
@@ -6697,7 +6709,7 @@
         </w:tc>
         <w:tc>
           <w:tcPr>
-            <w:tcW w:type="pct" w:w="36%"/>
+            <w:tcW w:type="dxa" w:w="3590"/>
             <w:tcBorders>
               <w:top w:val="single" w:color="DEDED9" w:sz="6"/>
               <w:left w:val="none" w:color="FFFFFF" w:sz="0"/>
@@ -6728,7 +6740,7 @@
         </w:tc>
         <w:tc>
           <w:tcPr>
-            <w:tcW w:type="pct" w:w="24%"/>
+            <w:tcW w:type="dxa" w:w="2393"/>
             <w:tcBorders>
               <w:top w:val="single" w:color="DEDED9" w:sz="6"/>
               <w:left w:val="none" w:color="FFFFFF" w:sz="0"/>
@@ -6764,7 +6776,7 @@
         </w:trPr>
         <w:tc>
           <w:tcPr>
-            <w:tcW w:type="pct" w:w="40%"/>
+            <w:tcW w:type="dxa" w:w="3989"/>
             <w:tcBorders>
               <w:top w:val="single" w:color="DEDED9" w:sz="6"/>
               <w:left w:val="none" w:color="FFFFFF" w:sz="0"/>
@@ -6795,7 +6807,7 @@
         </w:tc>
         <w:tc>
           <w:tcPr>
-            <w:tcW w:type="pct" w:w="36%"/>
+            <w:tcW w:type="dxa" w:w="3590"/>
             <w:tcBorders>
               <w:top w:val="single" w:color="DEDED9" w:sz="6"/>
               <w:left w:val="none" w:color="FFFFFF" w:sz="0"/>
@@ -6826,7 +6838,7 @@
         </w:tc>
         <w:tc>
           <w:tcPr>
-            <w:tcW w:type="pct" w:w="24%"/>
+            <w:tcW w:type="dxa" w:w="2393"/>
             <w:tcBorders>
               <w:top w:val="single" w:color="DEDED9" w:sz="6"/>
               <w:left w:val="none" w:color="FFFFFF" w:sz="0"/>
@@ -6862,7 +6874,7 @@
         </w:trPr>
         <w:tc>
           <w:tcPr>
-            <w:tcW w:type="pct" w:w="40%"/>
+            <w:tcW w:type="dxa" w:w="3989"/>
             <w:tcBorders>
               <w:top w:val="single" w:color="DEDED9" w:sz="6"/>
               <w:left w:val="none" w:color="FFFFFF" w:sz="0"/>
@@ -6893,7 +6905,7 @@
         </w:tc>
         <w:tc>
           <w:tcPr>
-            <w:tcW w:type="pct" w:w="36%"/>
+            <w:tcW w:type="dxa" w:w="3590"/>
             <w:tcBorders>
               <w:top w:val="single" w:color="DEDED9" w:sz="6"/>
               <w:left w:val="none" w:color="FFFFFF" w:sz="0"/>
@@ -6924,7 +6936,7 @@
         </w:tc>
         <w:tc>
           <w:tcPr>
-            <w:tcW w:type="pct" w:w="24%"/>
+            <w:tcW w:type="dxa" w:w="2393"/>
             <w:tcBorders>
               <w:top w:val="single" w:color="DEDED9" w:sz="6"/>
               <w:left w:val="none" w:color="FFFFFF" w:sz="0"/>
@@ -6960,7 +6972,7 @@
         </w:trPr>
         <w:tc>
           <w:tcPr>
-            <w:tcW w:type="pct" w:w="40%"/>
+            <w:tcW w:type="dxa" w:w="3989"/>
             <w:tcBorders>
               <w:top w:val="single" w:color="DEDED9" w:sz="6"/>
               <w:left w:val="none" w:color="FFFFFF" w:sz="0"/>
@@ -6991,7 +7003,7 @@
         </w:tc>
         <w:tc>
           <w:tcPr>
-            <w:tcW w:type="pct" w:w="36%"/>
+            <w:tcW w:type="dxa" w:w="3590"/>
             <w:tcBorders>
               <w:top w:val="single" w:color="DEDED9" w:sz="6"/>
               <w:left w:val="none" w:color="FFFFFF" w:sz="0"/>
@@ -7022,7 +7034,7 @@
         </w:tc>
         <w:tc>
           <w:tcPr>
-            <w:tcW w:type="pct" w:w="24%"/>
+            <w:tcW w:type="dxa" w:w="2393"/>
             <w:tcBorders>
               <w:top w:val="single" w:color="DEDED9" w:sz="6"/>
               <w:left w:val="none" w:color="FFFFFF" w:sz="0"/>
@@ -7058,7 +7070,7 @@
         </w:trPr>
         <w:tc>
           <w:tcPr>
-            <w:tcW w:type="pct" w:w="40%"/>
+            <w:tcW w:type="dxa" w:w="3989"/>
             <w:tcBorders>
               <w:top w:val="single" w:color="DEDED9" w:sz="6"/>
               <w:left w:val="none" w:color="FFFFFF" w:sz="0"/>
@@ -7089,7 +7101,7 @@
         </w:tc>
         <w:tc>
           <w:tcPr>
-            <w:tcW w:type="pct" w:w="36%"/>
+            <w:tcW w:type="dxa" w:w="3590"/>
             <w:tcBorders>
               <w:top w:val="single" w:color="DEDED9" w:sz="6"/>
               <w:left w:val="none" w:color="FFFFFF" w:sz="0"/>
@@ -7120,7 +7132,7 @@
         </w:tc>
         <w:tc>
           <w:tcPr>
-            <w:tcW w:type="pct" w:w="24%"/>
+            <w:tcW w:type="dxa" w:w="2393"/>
             <w:tcBorders>
               <w:top w:val="single" w:color="DEDED9" w:sz="6"/>
               <w:left w:val="none" w:color="FFFFFF" w:sz="0"/>
@@ -7158,7 +7170,7 @@
     </w:p>
     <w:tbl>
       <w:tblPr>
-        <w:tblW w:type="pct" w:w="100%"/>
+        <w:tblW w:type="dxa" w:w="9972"/>
         <w:tblBorders>
           <w:top w:val="single" w:color="auto" w:sz="4"/>
           <w:left w:val="single" w:color="auto" w:sz="4"/>
@@ -7167,13 +7179,15 @@
           <w:insideH w:val="single" w:color="auto" w:sz="4"/>
           <w:insideV w:val="single" w:color="auto" w:sz="4"/>
         </w:tblBorders>
+        <w:tblLayout w:type="fixed"/>
       </w:tblPr>
       <w:tblGrid>
-        <w:gridCol w:w="100"/>
+        <w:gridCol w:w="9972"/>
       </w:tblGrid>
       <w:tr>
         <w:tc>
           <w:tcPr>
+            <w:tcW w:type="dxa" w:w="9972"/>
             <w:tcBorders>
               <w:top w:val="none" w:color="FFFFFF" w:sz="0"/>
               <w:left w:val="single" w:color="FCC800" w:sz="36"/>

--- a/politica-ia/Propuesta para la política de uso de IA · fases, información y licencias.docx
+++ b/politica-ia/Propuesta para la política de uso de IA · fases, información y licencias.docx
@@ -6132,7 +6132,7 @@
                 <w:sz w:val="19"/>
                 <w:szCs w:val="19"/>
               </w:rPr>
-              <w:t xml:space="preserve">16 de octubre de 2026</w:t>
+              <w:t xml:space="preserve">21 de octubre de 2026</w:t>
             </w:r>
           </w:p>
         </w:tc>
@@ -6538,7 +6538,7 @@
                 <w:sz w:val="19"/>
                 <w:szCs w:val="19"/>
               </w:rPr>
-              <w:t xml:space="preserve">Encuentro 1 del Taller 1 comercial</w:t>
+              <w:t xml:space="preserve">Encuentro 1 del Taller 1 administrativo</w:t>
             </w:r>
           </w:p>
         </w:tc>
@@ -6569,7 +6569,7 @@
                 <w:sz w:val="19"/>
                 <w:szCs w:val="19"/>
               </w:rPr>
-              <w:t xml:space="preserve">Viernes 16 de octubre</w:t>
+              <w:t xml:space="preserve">Lunes 19 de octubre</w:t>
             </w:r>
           </w:p>
         </w:tc>
@@ -6667,7 +6667,7 @@
                 <w:sz w:val="19"/>
                 <w:szCs w:val="19"/>
               </w:rPr>
-              <w:t xml:space="preserve">Viernes 16 de octubre</w:t>
+              <w:t xml:space="preserve">Lunes 19 de octubre</w:t>
             </w:r>
           </w:p>
         </w:tc>

--- a/politica-ia/Propuesta para la política de uso de IA · fases, información y licencias.docx
+++ b/politica-ia/Propuesta para la política de uso de IA · fases, información y licencias.docx
@@ -4,7 +4,52 @@
   <w:body>
     <w:p>
       <w:pPr>
-        <w:spacing w:after="100" w:before="1200"/>
+        <w:spacing w:after="500" w:before="600"/>
+      </w:pPr>
+      <w:r>
+        <w:drawing>
+          <wp:inline distT="0" distB="0" distL="0" distR="0">
+            <wp:extent cx="2190750" cy="590550"/>
+            <wp:effectExtent t="0" r="0" b="0" l="0"/>
+            <wp:docPr id="1" name="" descr="" title=""/>
+            <wp:cNvGraphicFramePr>
+              <a:graphicFrameLocks xmlns:a="http://schemas.openxmlformats.org/drawingml/2006/main" noChangeAspect="1"/>
+            </wp:cNvGraphicFramePr>
+            <a:graphic xmlns:a="http://schemas.openxmlformats.org/drawingml/2006/main">
+              <a:graphicData uri="http://schemas.openxmlformats.org/drawingml/2006/picture">
+                <pic:pic xmlns:pic="http://schemas.openxmlformats.org/drawingml/2006/picture">
+                  <pic:nvPicPr>
+                    <pic:cNvPr id="0" name="" descr=""/>
+                    <pic:cNvPicPr>
+                      <a:picLocks noChangeAspect="1" noChangeArrowheads="1"/>
+                    </pic:cNvPicPr>
+                  </pic:nvPicPr>
+                  <pic:blipFill>
+                    <a:blip r:embed="rId9" cstate="none"/>
+                    <a:srcRect/>
+                    <a:stretch>
+                      <a:fillRect/>
+                    </a:stretch>
+                  </pic:blipFill>
+                  <pic:spPr bwMode="auto">
+                    <a:xfrm>
+                      <a:off x="0" y="0"/>
+                      <a:ext cx="2190750" cy="590550"/>
+                    </a:xfrm>
+                    <a:prstGeom prst="rect">
+                      <a:avLst/>
+                    </a:prstGeom>
+                  </pic:spPr>
+                </pic:pic>
+              </a:graphicData>
+            </a:graphic>
+          </wp:inline>
+        </w:drawing>
+      </w:r>
+    </w:p>
+    <w:p>
+      <w:pPr>
+        <w:spacing w:after="100" w:before="0"/>
       </w:pPr>
       <w:r>
         <w:rPr>

--- a/politica-ia/Propuesta para la política de uso de IA · fases, información y licencias.docx
+++ b/politica-ia/Propuesta para la política de uso de IA · fases, información y licencias.docx
@@ -127,7 +127,7 @@
           <w:sz w:val="21"/>
           <w:szCs w:val="21"/>
         </w:rPr>
-        <w:t xml:space="preserve">Pivot Power · 15 de octubre de 2026 · versión para discusión</w:t>
+        <w:t xml:space="preserve">Pivot Power · 19 de octubre de 2026 · versión para discusión</w:t>
       </w:r>
     </w:p>
     <w:p>
@@ -6177,7 +6177,7 @@
                 <w:sz w:val="19"/>
                 <w:szCs w:val="19"/>
               </w:rPr>
-              <w:t xml:space="preserve">21 de octubre de 2026</w:t>
+              <w:t xml:space="preserve">23 de octubre de 2026</w:t>
             </w:r>
           </w:p>
         </w:tc>
@@ -6583,7 +6583,7 @@
                 <w:sz w:val="19"/>
                 <w:szCs w:val="19"/>
               </w:rPr>
-              <w:t xml:space="preserve">Encuentro 1 del Taller 1 administrativo</w:t>
+              <w:t xml:space="preserve">Encuentro 1 de los dos talleres 1</w:t>
             </w:r>
           </w:p>
         </w:tc>
@@ -6614,7 +6614,7 @@
                 <w:sz w:val="19"/>
                 <w:szCs w:val="19"/>
               </w:rPr>
-              <w:t xml:space="preserve">Lunes 19 de octubre</w:t>
+              <w:t xml:space="preserve">Miércoles 21 de octubre</w:t>
             </w:r>
           </w:p>
         </w:tc>
@@ -6712,7 +6712,7 @@
                 <w:sz w:val="19"/>
                 <w:szCs w:val="19"/>
               </w:rPr>
-              <w:t xml:space="preserve">Lunes 19 de octubre</w:t>
+              <w:t xml:space="preserve">Miércoles 21 de octubre</w:t>
             </w:r>
           </w:p>
         </w:tc>
@@ -6810,7 +6810,7 @@
                 <w:sz w:val="19"/>
                 <w:szCs w:val="19"/>
               </w:rPr>
-              <w:t xml:space="preserve">Miércoles 21 de octubre</w:t>
+              <w:t xml:space="preserve">Viernes 23 de octubre</w:t>
             </w:r>
           </w:p>
         </w:tc>
@@ -7348,7 +7348,7 @@
         <w:sz w:val="16"/>
         <w:szCs w:val="16"/>
       </w:rPr>
-      <w:t xml:space="preserve">Pivot Power · versión para discusión · 15 de octubre de 2026</w:t>
+      <w:t xml:space="preserve">Pivot Power · versión para discusión · 19 de octubre de 2026</w:t>
     </w:r>
     <w:r>
       <w:rPr>
